--- a/portal/pt/files/KORbuild Crew - Situação do protótipo.docx
+++ b/portal/pt/files/KORbuild Crew - Situação do protótipo.docx
@@ -34,7 +34,21 @@
           <w:b w:val="0"/>
           <w:i w:val="0"/>
         </w:rPr>
-        <w:t>O que é simulado no protótipo hoje, e o que vem depois.</w:t>
+        <w:t xml:space="preserve">O protótipo (a demonstração com dados de exemplo) mostra o produto funcionando. Ao lado dele, a </w:t>
+      </w:r>
+      <w:r>
+        <w:rPr>
+          <w:b/>
+          <w:i w:val="0"/>
+        </w:rPr>
+        <w:t>conta de verdade</w:t>
+      </w:r>
+      <w:r>
+        <w:rPr>
+          <w:b w:val="0"/>
+          <w:i w:val="0"/>
+        </w:rPr>
+        <w:t xml:space="preserve"> já roda o ponto no banco de dados na nuvem e está em homologação. Esta página diz o que é real hoje e o que ainda é simulado na demonstração.</w:t>
       </w:r>
     </w:p>
     <w:p>
@@ -46,7 +60,272 @@
           <w:b w:val="0"/>
           <w:i w:val="0"/>
         </w:rPr>
-        <w:t>Simulado hoje</w:t>
+        <w:t>Já funciona no banco de dados (conta de verdade)</w:t>
+      </w:r>
+    </w:p>
+    <w:tbl>
+      <w:tblPr>
+        <w:tblStyle w:val="TableGrid"/>
+        <w:tblW w:type="auto" w:w="0"/>
+        <w:tblLook w:firstColumn="1" w:firstRow="1" w:lastColumn="0" w:lastRow="0" w:noHBand="0" w:noVBand="1" w:val="04A0"/>
+      </w:tblPr>
+      <w:tblGrid>
+        <w:gridCol w:w="4873"/>
+        <w:gridCol w:w="4873"/>
+      </w:tblGrid>
+      <w:tr>
+        <w:tc>
+          <w:tcPr>
+            <w:tcW w:type="dxa" w:w="4873"/>
+          </w:tcPr>
+          <w:p>
+            <w:pPr>
+              <w:shd w:val="clear" w:color="auto" w:fill="F2F4F7"/>
+            </w:pPr>
+            <w:r/>
+            <w:r>
+              <w:rPr>
+                <w:b/>
+                <w:i w:val="0"/>
+                <w:sz w:val="18"/>
+              </w:rPr>
+              <w:t>Item</w:t>
+            </w:r>
+          </w:p>
+        </w:tc>
+        <w:tc>
+          <w:tcPr>
+            <w:tcW w:type="dxa" w:w="4873"/>
+          </w:tcPr>
+          <w:p>
+            <w:pPr>
+              <w:shd w:val="clear" w:color="auto" w:fill="F2F4F7"/>
+            </w:pPr>
+            <w:r/>
+            <w:r>
+              <w:rPr>
+                <w:b/>
+                <w:i w:val="0"/>
+                <w:sz w:val="18"/>
+              </w:rPr>
+              <w:t>Como funciona hoje</w:t>
+            </w:r>
+          </w:p>
+        </w:tc>
+      </w:tr>
+      <w:tr>
+        <w:tc>
+          <w:tcPr>
+            <w:tcW w:type="dxa" w:w="4873"/>
+          </w:tcPr>
+          <w:p>
+            <w:r/>
+            <w:r>
+              <w:rPr>
+                <w:b w:val="0"/>
+                <w:i w:val="0"/>
+                <w:sz w:val="18"/>
+              </w:rPr>
+              <w:t>Ponto</w:t>
+            </w:r>
+          </w:p>
+        </w:tc>
+        <w:tc>
+          <w:tcPr>
+            <w:tcW w:type="dxa" w:w="4873"/>
+          </w:tcPr>
+          <w:p>
+            <w:r/>
+            <w:r>
+              <w:rPr>
+                <w:b w:val="0"/>
+                <w:i w:val="0"/>
+                <w:sz w:val="18"/>
+              </w:rPr>
+              <w:t xml:space="preserve">O encarregado bate o ponto da equipe e o trabalhador bate o próprio ponto no celular, com ou sem internet: o celular guarda a batida e envia quando o sinal volta, </w:t>
+            </w:r>
+            <w:r>
+              <w:rPr>
+                <w:b/>
+                <w:i w:val="0"/>
+                <w:sz w:val="18"/>
+              </w:rPr>
+              <w:t>com a hora em que foi batida</w:t>
+            </w:r>
+            <w:r>
+              <w:rPr>
+                <w:b w:val="0"/>
+                <w:i w:val="0"/>
+                <w:sz w:val="18"/>
+              </w:rPr>
+              <w:t>. Batida nunca é editada nem apagada; o banco recusa.</w:t>
+            </w:r>
+          </w:p>
+        </w:tc>
+      </w:tr>
+      <w:tr>
+        <w:tc>
+          <w:tcPr>
+            <w:tcW w:type="dxa" w:w="4873"/>
+          </w:tcPr>
+          <w:p>
+            <w:r/>
+            <w:r>
+              <w:rPr>
+                <w:b w:val="0"/>
+                <w:i w:val="0"/>
+                <w:sz w:val="18"/>
+              </w:rPr>
+              <w:t>Cerca</w:t>
+            </w:r>
+          </w:p>
+        </w:tc>
+        <w:tc>
+          <w:tcPr>
+            <w:tcW w:type="dxa" w:w="4873"/>
+          </w:tcPr>
+          <w:p>
+            <w:r/>
+            <w:r>
+              <w:rPr>
+                <w:b w:val="0"/>
+                <w:i w:val="0"/>
+                <w:sz w:val="18"/>
+              </w:rPr>
+              <w:t>Conferida pelo banco em cada batida; fora da cerca a batida é aceita, marcada e listada para o escritório conferir.</w:t>
+            </w:r>
+          </w:p>
+        </w:tc>
+      </w:tr>
+      <w:tr>
+        <w:tc>
+          <w:tcPr>
+            <w:tcW w:type="dxa" w:w="4873"/>
+          </w:tcPr>
+          <w:p>
+            <w:r/>
+            <w:r>
+              <w:rPr>
+                <w:b w:val="0"/>
+                <w:i w:val="0"/>
+                <w:sz w:val="18"/>
+              </w:rPr>
+              <w:t>Escritório</w:t>
+            </w:r>
+          </w:p>
+        </w:tc>
+        <w:tc>
+          <w:tcPr>
+            <w:tcW w:type="dxa" w:w="4873"/>
+          </w:tcPr>
+          <w:p>
+            <w:r/>
+            <w:r>
+              <w:rPr>
+                <w:b w:val="0"/>
+                <w:i w:val="0"/>
+                <w:sz w:val="18"/>
+              </w:rPr>
+              <w:t>Conferir, ajustar (uma batida nova com o motivo), aprovar e devolver a semana, orçamento de mão de obra. Semana com dia sem saída não aprova; semana aprovada é fechada: sem batida atrasada, sem ajuste e sem valor hora novo dentro dela.</w:t>
+            </w:r>
+          </w:p>
+        </w:tc>
+      </w:tr>
+      <w:tr>
+        <w:tc>
+          <w:tcPr>
+            <w:tcW w:type="dxa" w:w="4873"/>
+          </w:tcPr>
+          <w:p>
+            <w:r/>
+            <w:r>
+              <w:rPr>
+                <w:b w:val="0"/>
+                <w:i w:val="0"/>
+                <w:sz w:val="18"/>
+              </w:rPr>
+              <w:t>Localização durante a jornada</w:t>
+            </w:r>
+          </w:p>
+        </w:tc>
+        <w:tc>
+          <w:tcPr>
+            <w:tcW w:type="dxa" w:w="4873"/>
+          </w:tcPr>
+          <w:p>
+            <w:r/>
+            <w:r>
+              <w:rPr>
+                <w:b w:val="0"/>
+                <w:i w:val="0"/>
+                <w:sz w:val="18"/>
+              </w:rPr>
+              <w:t xml:space="preserve">Depois que o trabalhador aceita o </w:t>
+            </w:r>
+            <w:r>
+              <w:rPr>
+                <w:b/>
+                <w:i w:val="0"/>
+                <w:sz w:val="18"/>
+              </w:rPr>
+              <w:t>aviso de localização</w:t>
+            </w:r>
+            <w:r>
+              <w:rPr>
+                <w:b w:val="0"/>
+                <w:i w:val="0"/>
+                <w:sz w:val="18"/>
+              </w:rPr>
+              <w:t xml:space="preserve"> no app, o celular registra a posição enquanto o app está aberto e o ponto, aberto: ao abrir o app e a cada 15 minutos na obra (5 em deslocamento). Nunca no intervalo nem com o ponto fechado — o banco recusa. O mapa do dia mostra os registros reais e avisa dos trechos sem registro (app fechado).</w:t>
+            </w:r>
+          </w:p>
+        </w:tc>
+      </w:tr>
+      <w:tr>
+        <w:tc>
+          <w:tcPr>
+            <w:tcW w:type="dxa" w:w="4873"/>
+          </w:tcPr>
+          <w:p>
+            <w:r/>
+            <w:r>
+              <w:rPr>
+                <w:b w:val="0"/>
+                <w:i w:val="0"/>
+                <w:sz w:val="18"/>
+              </w:rPr>
+              <w:t>Construtora</w:t>
+            </w:r>
+          </w:p>
+        </w:tc>
+        <w:tc>
+          <w:tcPr>
+            <w:tcW w:type="dxa" w:w="4873"/>
+          </w:tcPr>
+          <w:p>
+            <w:r/>
+            <w:r>
+              <w:rPr>
+                <w:b w:val="0"/>
+                <w:i w:val="0"/>
+                <w:sz w:val="18"/>
+              </w:rPr>
+              <w:t>Vê nomes, funções e horas das pessoas das prestadoras nas obras dela — nunca salários, custos nem localização.</w:t>
+            </w:r>
+          </w:p>
+        </w:tc>
+      </w:tr>
+    </w:tbl>
+    <w:p>
+      <w:pPr>
+        <w:pStyle w:val="Heading1"/>
+      </w:pPr>
+      <w:r>
+        <w:rPr>
+          <w:b w:val="0"/>
+          <w:i w:val="0"/>
+        </w:rPr>
+        <w:t>Simulado hoje (na demonstração)</w:t>
       </w:r>
     </w:p>
     <w:tbl>
@@ -164,7 +443,23 @@
                 <w:i w:val="0"/>
                 <w:sz w:val="18"/>
               </w:rPr>
-              <w:t>Um banco de dados na nuvem, separado por empresa, com trilha de auditoria.</w:t>
+              <w:t xml:space="preserve">O banco de dados na nuvem, separado por empresa, com trilha de auditoria — </w:t>
+            </w:r>
+            <w:r>
+              <w:rPr>
+                <w:b/>
+                <w:i w:val="0"/>
+                <w:sz w:val="18"/>
+              </w:rPr>
+              <w:t>já funciona</w:t>
+            </w:r>
+            <w:r>
+              <w:rPr>
+                <w:b w:val="0"/>
+                <w:i w:val="0"/>
+                <w:sz w:val="18"/>
+              </w:rPr>
+              <w:t xml:space="preserve"> na conta de verdade.</w:t>
             </w:r>
           </w:p>
         </w:tc>
@@ -284,11 +579,19 @@
             <w:r/>
             <w:r>
               <w:rPr>
+                <w:b/>
+                <w:i w:val="0"/>
+                <w:sz w:val="18"/>
+              </w:rPr>
+              <w:t>Já funciona</w:t>
+            </w:r>
+            <w:r>
+              <w:rPr>
                 <w:b w:val="0"/>
                 <w:i w:val="0"/>
                 <w:sz w:val="18"/>
               </w:rPr>
-              <w:t>O GPS do app das lojas em segundo plano, com aviso e consentimento. Um app web não consegue registrar em segundo plano.</w:t>
+              <w:t xml:space="preserve"> com o app aberto, depois do consentimento do trabalhador. Com o app fechado ou a tela bloqueada o navegador não grava: essa parte precisa do app das lojas, que vai usar o mesmo banco.</w:t>
             </w:r>
           </w:p>
         </w:tc>
@@ -388,7 +691,23 @@
                 <w:i w:val="0"/>
                 <w:sz w:val="18"/>
               </w:rPr>
-              <w:t>Os timesheets aprovados de verdade.</w:t>
+              <w:t xml:space="preserve">Os timesheets aprovados de verdade — </w:t>
+            </w:r>
+            <w:r>
+              <w:rPr>
+                <w:b/>
+                <w:i w:val="0"/>
+                <w:sz w:val="18"/>
+              </w:rPr>
+              <w:t>já funciona</w:t>
+            </w:r>
+            <w:r>
+              <w:rPr>
+                <w:b w:val="0"/>
+                <w:i w:val="0"/>
+                <w:sz w:val="18"/>
+              </w:rPr>
+              <w:t>.</w:t>
             </w:r>
           </w:p>
         </w:tc>
@@ -602,6 +921,40 @@
                 <w:sz w:val="18"/>
               </w:rPr>
               <w:t>Observações</w:t>
+            </w:r>
+          </w:p>
+        </w:tc>
+      </w:tr>
+      <w:tr>
+        <w:tc>
+          <w:tcPr>
+            <w:tcW w:type="dxa" w:w="4873"/>
+          </w:tcPr>
+          <w:p>
+            <w:r/>
+            <w:r>
+              <w:rPr>
+                <w:b w:val="0"/>
+                <w:i w:val="0"/>
+                <w:sz w:val="18"/>
+              </w:rPr>
+              <w:t>Foto da equipe na batida</w:t>
+            </w:r>
+          </w:p>
+        </w:tc>
+        <w:tc>
+          <w:tcPr>
+            <w:tcW w:type="dxa" w:w="4873"/>
+          </w:tcPr>
+          <w:p>
+            <w:r/>
+            <w:r>
+              <w:rPr>
+                <w:b w:val="0"/>
+                <w:i w:val="0"/>
+                <w:sz w:val="18"/>
+              </w:rPr>
+              <w:t>A conta de verdade registra que houve foto; capturar e guardar a foto vem a seguir.</w:t>
             </w:r>
           </w:p>
         </w:tc>

--- a/portal/pt/files/KORbuild Crew - Situação do protótipo.docx
+++ b/portal/pt/files/KORbuild Crew - Situação do protótipo.docx
@@ -159,6 +159,56 @@
                 <w:sz w:val="18"/>
               </w:rPr>
               <w:t>. Batida nunca é editada nem apagada; o banco recusa.</w:t>
+            </w:r>
+          </w:p>
+        </w:tc>
+      </w:tr>
+      <w:tr>
+        <w:tc>
+          <w:tcPr>
+            <w:tcW w:type="dxa" w:w="4873"/>
+          </w:tcPr>
+          <w:p>
+            <w:r/>
+            <w:r>
+              <w:rPr>
+                <w:b w:val="0"/>
+                <w:i w:val="0"/>
+                <w:sz w:val="18"/>
+              </w:rPr>
+              <w:t>Foto da equipe</w:t>
+            </w:r>
+          </w:p>
+        </w:tc>
+        <w:tc>
+          <w:tcPr>
+            <w:tcW w:type="dxa" w:w="4873"/>
+          </w:tcPr>
+          <w:p>
+            <w:r/>
+            <w:r>
+              <w:rPr>
+                <w:b w:val="0"/>
+                <w:i w:val="0"/>
+                <w:sz w:val="18"/>
+              </w:rPr>
+              <w:t xml:space="preserve">Na entrada da equipe, o campo </w:t>
+            </w:r>
+            <w:r>
+              <w:rPr>
+                <w:b/>
+                <w:i w:val="0"/>
+                <w:sz w:val="18"/>
+              </w:rPr>
+              <w:t>Foto da equipe</w:t>
+            </w:r>
+            <w:r>
+              <w:rPr>
+                <w:b w:val="0"/>
+                <w:i w:val="0"/>
+                <w:sz w:val="18"/>
+              </w:rPr>
+              <w:t xml:space="preserve"> abre a câmera do celular; a foto é reduzida, carimbada com obra, hora e local, guardada no celular e enviada com a batida (também sem internet). O escritório vê a miniatura no dia da pessoa; a construtora não vê fotos.</w:t>
             </w:r>
           </w:p>
         </w:tc>
@@ -938,40 +988,6 @@
                 <w:i w:val="0"/>
                 <w:sz w:val="18"/>
               </w:rPr>
-              <w:t>Foto da equipe na batida</w:t>
-            </w:r>
-          </w:p>
-        </w:tc>
-        <w:tc>
-          <w:tcPr>
-            <w:tcW w:type="dxa" w:w="4873"/>
-          </w:tcPr>
-          <w:p>
-            <w:r/>
-            <w:r>
-              <w:rPr>
-                <w:b w:val="0"/>
-                <w:i w:val="0"/>
-                <w:sz w:val="18"/>
-              </w:rPr>
-              <w:t>A conta de verdade registra que houve foto; capturar e guardar a foto vem a seguir.</w:t>
-            </w:r>
-          </w:p>
-        </w:tc>
-      </w:tr>
-      <w:tr>
-        <w:tc>
-          <w:tcPr>
-            <w:tcW w:type="dxa" w:w="4873"/>
-          </w:tcPr>
-          <w:p>
-            <w:r/>
-            <w:r>
-              <w:rPr>
-                <w:b w:val="0"/>
-                <w:i w:val="0"/>
-                <w:sz w:val="18"/>
-              </w:rPr>
               <w:t>Lembrete de entrada pela cerca</w:t>
             </w:r>
           </w:p>
